--- a/Требования/Курсовая/Курсач.docx
+++ b/Требования/Курсовая/Курсач.docx
@@ -53,8 +53,8 @@
         <w:jc w:val="center"/>
         <w:rPr>
           <w:rFonts w:eastAsia="Times New Roman" w:cs="Times New Roman"/>
-          <w:sz w:val="24"/>
-          <w:szCs w:val="24"/>
+          <w:color w:val="000000"/>
+          <w:szCs w:val="28"/>
           <w:lang w:eastAsia="ru-RU"/>
         </w:rPr>
       </w:pPr>
@@ -65,7 +65,7 @@
           <w:szCs w:val="28"/>
           <w:lang w:eastAsia="ru-RU"/>
         </w:rPr>
-        <w:t>ФЕДЕРАЛЬНОЕ ГОСУДАРСТВЕННОЕ БЮДЖЕТНОЕ ОБРАЗОВАТЕЛЬНОЕ УЧРЕЖДЕНИЕ ВЫСШЕГО ОБРАЗОВАНИЯ</w:t>
+        <w:t>федеральное государственное бюджетное образовательное учреждение</w:t>
       </w:r>
     </w:p>
     <w:p>
@@ -87,7 +87,56 @@
           <w:szCs w:val="28"/>
           <w:lang w:eastAsia="ru-RU"/>
         </w:rPr>
-        <w:t>«КУРГАНСКИЙ ГОСУДАРСТВЕННЫЙ УНИВЕРСИТЕТ»</w:t>
+        <w:t>высшего образования</w:t>
+      </w:r>
+    </w:p>
+    <w:p>
+      <w:pPr>
+        <w:spacing w:before="60" w:after="0"/>
+        <w:ind w:firstLine="0"/>
+        <w:jc w:val="center"/>
+        <w:rPr>
+          <w:rFonts w:eastAsia="Times New Roman" w:cs="Times New Roman"/>
+          <w:sz w:val="24"/>
+          <w:szCs w:val="24"/>
+          <w:lang w:eastAsia="ru-RU"/>
+        </w:rPr>
+      </w:pPr>
+      <w:r>
+        <w:rPr>
+          <w:rFonts w:eastAsia="Times New Roman" w:cs="Times New Roman"/>
+          <w:color w:val="000000"/>
+          <w:szCs w:val="28"/>
+          <w:lang w:eastAsia="ru-RU"/>
+        </w:rPr>
+        <w:t>«</w:t>
+      </w:r>
+      <w:r>
+        <w:rPr>
+          <w:rFonts w:eastAsia="Times New Roman" w:cs="Times New Roman"/>
+          <w:color w:val="000000"/>
+          <w:szCs w:val="28"/>
+          <w:lang w:eastAsia="ru-RU"/>
+        </w:rPr>
+        <w:t>К</w:t>
+      </w:r>
+      <w:r>
+        <w:rPr>
+          <w:rFonts w:eastAsia="Times New Roman" w:cs="Times New Roman"/>
+          <w:color w:val="000000"/>
+          <w:szCs w:val="28"/>
+          <w:lang w:eastAsia="ru-RU"/>
+        </w:rPr>
+        <w:t>урганский государственный университет</w:t>
+      </w:r>
+      <w:r>
+        <w:rPr>
+          <w:rFonts w:eastAsia="Times New Roman" w:cs="Times New Roman"/>
+          <w:color w:val="000000"/>
+          <w:szCs w:val="28"/>
+          <w:lang w:eastAsia="ru-RU"/>
+        </w:rPr>
+        <w:t>»</w:t>
       </w:r>
     </w:p>
     <w:p>
@@ -140,9 +189,9 @@
     </w:p>
     <w:p>
       <w:pPr>
-        <w:spacing w:after="240" w:line="240" w:lineRule="auto"/>
+        <w:spacing w:after="0"/>
         <w:ind w:firstLine="0"/>
-        <w:jc w:val="left"/>
+        <w:jc w:val="center"/>
         <w:rPr>
           <w:rFonts w:eastAsia="Times New Roman" w:cs="Times New Roman"/>
           <w:sz w:val="24"/>
@@ -155,7 +204,7 @@
       <w:pPr>
         <w:spacing w:after="240" w:line="240" w:lineRule="auto"/>
         <w:ind w:firstLine="0"/>
-        <w:jc w:val="left"/>
+        <w:jc w:val="center"/>
         <w:rPr>
           <w:rFonts w:eastAsia="Times New Roman" w:cs="Times New Roman"/>
           <w:sz w:val="24"/>
@@ -163,19 +212,27 @@
           <w:lang w:eastAsia="ru-RU"/>
         </w:rPr>
       </w:pPr>
-    </w:p>
-    <w:p>
-      <w:pPr>
-        <w:spacing w:after="0"/>
-        <w:ind w:firstLine="0"/>
-        <w:jc w:val="center"/>
-        <w:rPr>
-          <w:rFonts w:eastAsia="Times New Roman" w:cs="Times New Roman"/>
-          <w:sz w:val="24"/>
-          <w:szCs w:val="24"/>
-          <w:lang w:eastAsia="ru-RU"/>
-        </w:rPr>
-      </w:pPr>
+      <w:r>
+        <w:rPr>
+          <w:b/>
+          <w:szCs w:val="28"/>
+        </w:rPr>
+        <w:t>РФ КГУ 09.03.04КР2</w:t>
+      </w:r>
+      <w:r>
+        <w:rPr>
+          <w:b/>
+          <w:szCs w:val="28"/>
+        </w:rPr>
+        <w:t>5</w:t>
+      </w:r>
+      <w:r>
+        <w:rPr>
+          <w:b/>
+          <w:szCs w:val="28"/>
+        </w:rPr>
+        <w:t xml:space="preserve"> </w:t>
+      </w:r>
       <w:r>
         <w:rPr>
           <w:rFonts w:eastAsia="Times New Roman" w:cs="Times New Roman"/>
@@ -185,8 +242,21 @@
           <w:szCs w:val="28"/>
           <w:lang w:eastAsia="ru-RU"/>
         </w:rPr>
-        <w:t>КУРСОВ</w:t>
-      </w:r>
+        <w:t>260091</w:t>
+      </w:r>
+    </w:p>
+    <w:p>
+      <w:pPr>
+        <w:spacing w:after="0"/>
+        <w:ind w:firstLine="0"/>
+        <w:jc w:val="center"/>
+        <w:rPr>
+          <w:rFonts w:eastAsia="Times New Roman" w:cs="Times New Roman"/>
+          <w:sz w:val="24"/>
+          <w:szCs w:val="24"/>
+          <w:lang w:eastAsia="ru-RU"/>
+        </w:rPr>
+      </w:pPr>
       <w:r>
         <w:rPr>
           <w:rFonts w:eastAsia="Times New Roman" w:cs="Times New Roman"/>
@@ -196,7 +266,7 @@
           <w:szCs w:val="28"/>
           <w:lang w:eastAsia="ru-RU"/>
         </w:rPr>
-        <w:t>АЯ</w:t>
+        <w:t>КУРСОВ</w:t>
       </w:r>
       <w:r>
         <w:rPr>
@@ -207,7 +277,7 @@
           <w:szCs w:val="28"/>
           <w:lang w:eastAsia="ru-RU"/>
         </w:rPr>
-        <w:t xml:space="preserve"> </w:t>
+        <w:t>АЯ</w:t>
       </w:r>
       <w:r>
         <w:rPr>
@@ -218,21 +288,8 @@
           <w:szCs w:val="28"/>
           <w:lang w:eastAsia="ru-RU"/>
         </w:rPr>
-        <w:t>РАБОТА</w:t>
-      </w:r>
-    </w:p>
-    <w:p>
-      <w:pPr>
-        <w:spacing w:after="0"/>
-        <w:ind w:firstLine="0"/>
-        <w:jc w:val="center"/>
-        <w:rPr>
-          <w:rFonts w:eastAsia="Times New Roman" w:cs="Times New Roman"/>
-          <w:sz w:val="24"/>
-          <w:szCs w:val="24"/>
-          <w:lang w:eastAsia="ru-RU"/>
-        </w:rPr>
-      </w:pPr>
+        <w:t xml:space="preserve"> </w:t>
+      </w:r>
       <w:r>
         <w:rPr>
           <w:rFonts w:eastAsia="Times New Roman" w:cs="Times New Roman"/>
@@ -242,7 +299,7 @@
           <w:szCs w:val="28"/>
           <w:lang w:eastAsia="ru-RU"/>
         </w:rPr>
-        <w:t>по дисциплине</w:t>
+        <w:t>РАБОТА</w:t>
       </w:r>
     </w:p>
     <w:p>
@@ -266,8 +323,21 @@
           <w:szCs w:val="28"/>
           <w:lang w:eastAsia="ru-RU"/>
         </w:rPr>
-        <w:t>«</w:t>
-      </w:r>
+        <w:t>по дисциплине</w:t>
+      </w:r>
+    </w:p>
+    <w:p>
+      <w:pPr>
+        <w:spacing w:after="0"/>
+        <w:ind w:firstLine="0"/>
+        <w:jc w:val="center"/>
+        <w:rPr>
+          <w:rFonts w:eastAsia="Times New Roman" w:cs="Times New Roman"/>
+          <w:sz w:val="24"/>
+          <w:szCs w:val="24"/>
+          <w:lang w:eastAsia="ru-RU"/>
+        </w:rPr>
+      </w:pPr>
       <w:r>
         <w:rPr>
           <w:rFonts w:eastAsia="Times New Roman" w:cs="Times New Roman"/>
@@ -277,7 +347,7 @@
           <w:szCs w:val="28"/>
           <w:lang w:eastAsia="ru-RU"/>
         </w:rPr>
-        <w:t>Разработка и анализ требований</w:t>
+        <w:t>«</w:t>
       </w:r>
       <w:r>
         <w:rPr>
@@ -288,21 +358,8 @@
           <w:szCs w:val="28"/>
           <w:lang w:eastAsia="ru-RU"/>
         </w:rPr>
-        <w:t>»</w:t>
-      </w:r>
-    </w:p>
-    <w:p>
-      <w:pPr>
-        <w:spacing w:after="0"/>
-        <w:ind w:firstLine="0"/>
-        <w:jc w:val="center"/>
-        <w:rPr>
-          <w:rFonts w:eastAsia="Times New Roman" w:cs="Times New Roman"/>
-          <w:sz w:val="24"/>
-          <w:szCs w:val="24"/>
-          <w:lang w:eastAsia="ru-RU"/>
-        </w:rPr>
-      </w:pPr>
+        <w:t>Разработка и анализ требований</w:t>
+      </w:r>
       <w:r>
         <w:rPr>
           <w:rFonts w:eastAsia="Times New Roman" w:cs="Times New Roman"/>
@@ -312,7 +369,7 @@
           <w:szCs w:val="28"/>
           <w:lang w:eastAsia="ru-RU"/>
         </w:rPr>
-        <w:t>РФ 41287462 260091</w:t>
+        <w:t>»</w:t>
       </w:r>
     </w:p>
     <w:p>
@@ -335,30 +392,17 @@
         <w:jc w:val="center"/>
         <w:rPr>
           <w:rFonts w:eastAsia="Times New Roman" w:cs="Times New Roman"/>
-          <w:b/>
-          <w:bCs/>
-          <w:color w:val="000000"/>
-          <w:szCs w:val="28"/>
-          <w:lang w:eastAsia="ru-RU"/>
-        </w:rPr>
-      </w:pPr>
-      <w:r>
-        <w:rPr>
-          <w:rFonts w:eastAsia="Times New Roman" w:cs="Times New Roman"/>
-          <w:b/>
-          <w:bCs/>
-          <w:color w:val="000000"/>
-          <w:szCs w:val="28"/>
-          <w:lang w:eastAsia="ru-RU"/>
-        </w:rPr>
-        <w:t>Платежный агрегатор</w:t>
-      </w:r>
+          <w:sz w:val="24"/>
+          <w:szCs w:val="24"/>
+          <w:lang w:eastAsia="ru-RU"/>
+        </w:rPr>
+      </w:pPr>
     </w:p>
     <w:p>
       <w:pPr>
         <w:spacing w:after="0"/>
         <w:ind w:firstLine="0"/>
-        <w:jc w:val="center"/>
+        <w:jc w:val="left"/>
         <w:rPr>
           <w:rFonts w:eastAsia="Times New Roman" w:cs="Times New Roman"/>
           <w:sz w:val="24"/>
@@ -369,7 +413,7 @@
     </w:p>
     <w:p>
       <w:pPr>
-        <w:spacing w:after="0"/>
+        <w:spacing w:after="0" w:line="240" w:lineRule="auto"/>
         <w:ind w:firstLine="0"/>
         <w:jc w:val="left"/>
         <w:rPr>
@@ -379,19 +423,6 @@
           <w:lang w:eastAsia="ru-RU"/>
         </w:rPr>
       </w:pPr>
-    </w:p>
-    <w:p>
-      <w:pPr>
-        <w:spacing w:after="0" w:line="240" w:lineRule="auto"/>
-        <w:ind w:firstLine="0"/>
-        <w:jc w:val="left"/>
-        <w:rPr>
-          <w:rFonts w:eastAsia="Times New Roman" w:cs="Times New Roman"/>
-          <w:sz w:val="24"/>
-          <w:szCs w:val="24"/>
-          <w:lang w:eastAsia="ru-RU"/>
-        </w:rPr>
-      </w:pPr>
       <w:r>
         <w:rPr>
           <w:rFonts w:eastAsia="Times New Roman" w:cs="Times New Roman"/>
@@ -404,7 +435,7 @@
     </w:p>
     <w:p>
       <w:pPr>
-        <w:spacing w:after="0" w:line="240" w:lineRule="auto"/>
+        <w:spacing w:after="0"/>
         <w:ind w:firstLine="0"/>
         <w:jc w:val="left"/>
         <w:rPr>
@@ -533,6 +564,19 @@
           <w:lang w:eastAsia="ru-RU"/>
         </w:rPr>
       </w:pPr>
+    </w:p>
+    <w:p>
+      <w:pPr>
+        <w:spacing w:after="0" w:line="240" w:lineRule="auto"/>
+        <w:ind w:firstLine="0"/>
+        <w:jc w:val="left"/>
+        <w:rPr>
+          <w:rFonts w:eastAsia="Times New Roman" w:cs="Times New Roman"/>
+          <w:sz w:val="24"/>
+          <w:szCs w:val="24"/>
+          <w:lang w:eastAsia="ru-RU"/>
+        </w:rPr>
+      </w:pPr>
       <w:r>
         <w:rPr>
           <w:rFonts w:eastAsia="Times New Roman" w:cs="Times New Roman"/>
@@ -729,6 +773,32 @@
       <w:pPr>
         <w:spacing w:after="0" w:line="240" w:lineRule="auto"/>
         <w:ind w:firstLine="0"/>
+        <w:jc w:val="left"/>
+        <w:rPr>
+          <w:rFonts w:eastAsia="Times New Roman" w:cs="Times New Roman"/>
+          <w:sz w:val="24"/>
+          <w:szCs w:val="24"/>
+          <w:lang w:eastAsia="ru-RU"/>
+        </w:rPr>
+      </w:pPr>
+    </w:p>
+    <w:p>
+      <w:pPr>
+        <w:spacing w:after="0" w:line="240" w:lineRule="auto"/>
+        <w:ind w:firstLine="0"/>
+        <w:jc w:val="left"/>
+        <w:rPr>
+          <w:rFonts w:eastAsia="Times New Roman" w:cs="Times New Roman"/>
+          <w:sz w:val="24"/>
+          <w:szCs w:val="24"/>
+          <w:lang w:eastAsia="ru-RU"/>
+        </w:rPr>
+      </w:pPr>
+    </w:p>
+    <w:p>
+      <w:pPr>
+        <w:spacing w:after="0" w:line="240" w:lineRule="auto"/>
+        <w:ind w:firstLine="0"/>
         <w:rPr>
           <w:rFonts w:eastAsia="Times New Roman" w:cs="Times New Roman"/>
           <w:sz w:val="24"/>
@@ -774,7 +844,17 @@
           <w:szCs w:val="27"/>
           <w:lang w:eastAsia="ru-RU"/>
         </w:rPr>
-        <w:t xml:space="preserve"> с оценкой                     __________________________</w:t>
+        <w:t xml:space="preserve"> с оценкой                     ___________________</w:t>
+      </w:r>
+      <w:r>
+        <w:rPr>
+          <w:rFonts w:eastAsia="Times New Roman" w:cs="Times New Roman"/>
+          <w:color w:val="000000"/>
+          <w:sz w:val="27"/>
+          <w:szCs w:val="27"/>
+          <w:lang w:eastAsia="ru-RU"/>
+        </w:rPr>
+        <w:t>_</w:t>
       </w:r>
     </w:p>
     <w:p>
@@ -805,6 +885,45 @@
     </w:p>
     <w:p>
       <w:pPr>
+        <w:spacing w:after="240" w:line="240" w:lineRule="auto"/>
+        <w:ind w:firstLine="0"/>
+        <w:jc w:val="left"/>
+        <w:rPr>
+          <w:rFonts w:eastAsia="Times New Roman" w:cs="Times New Roman"/>
+          <w:sz w:val="24"/>
+          <w:szCs w:val="24"/>
+          <w:lang w:eastAsia="ru-RU"/>
+        </w:rPr>
+      </w:pPr>
+    </w:p>
+    <w:p>
+      <w:pPr>
+        <w:spacing w:after="240" w:line="240" w:lineRule="auto"/>
+        <w:ind w:firstLine="0"/>
+        <w:jc w:val="left"/>
+        <w:rPr>
+          <w:rFonts w:eastAsia="Times New Roman" w:cs="Times New Roman"/>
+          <w:sz w:val="24"/>
+          <w:szCs w:val="24"/>
+          <w:lang w:eastAsia="ru-RU"/>
+        </w:rPr>
+      </w:pPr>
+    </w:p>
+    <w:p>
+      <w:pPr>
+        <w:spacing w:after="240" w:line="240" w:lineRule="auto"/>
+        <w:ind w:firstLine="0"/>
+        <w:jc w:val="left"/>
+        <w:rPr>
+          <w:rFonts w:eastAsia="Times New Roman" w:cs="Times New Roman"/>
+          <w:sz w:val="24"/>
+          <w:szCs w:val="24"/>
+          <w:lang w:eastAsia="ru-RU"/>
+        </w:rPr>
+      </w:pPr>
+    </w:p>
+    <w:p>
+      <w:pPr>
         <w:spacing w:after="0" w:line="240" w:lineRule="auto"/>
         <w:ind w:firstLine="0"/>
         <w:jc w:val="center"/>
@@ -824,12 +943,6 @@
         </w:rPr>
         <w:t>Курган 2025</w:t>
       </w:r>
-    </w:p>
-    <w:p>
-      <w:pPr>
-        <w:spacing w:line="259" w:lineRule="auto"/>
-        <w:ind w:firstLine="0"/>
-      </w:pPr>
       <w:r>
         <w:br w:type="page"/>
       </w:r>
@@ -9487,6 +9600,7 @@
   <w:style w:type="character" w:default="1" w:styleId="a0">
     <w:name w:val="Default Paragraph Font"/>
     <w:uiPriority w:val="1"/>
+    <w:semiHidden/>
     <w:unhideWhenUsed/>
   </w:style>
   <w:style w:type="table" w:default="1" w:styleId="a1">
